--- a/Documents/DiscoverSalah_SRS_Phase_1.docx
+++ b/Documents/DiscoverSalah_SRS_Phase_1.docx
@@ -5,6 +5,98 @@
     <w:p>
       <w:pPr>
         <w:pStyle w:val="Title"/>
+      </w:pPr>
+      <w:r>
+        <w:rPr>
+          <w:rFonts w:ascii="Calibri" w:hAnsi="Calibri"/>
+          <w:color w:val="000000"/>
+          <w:sz w:val="44"/>
+        </w:rPr>
+        <w:t>Current release baseline</w:t>
+      </w:r>
+    </w:p>
+    <w:p>
+      <w:pPr>
+        <w:pStyle w:val="CurrentReleaseBody"/>
+      </w:pPr>
+      <w:r>
+        <w:t>22 October 2026</w:t>
+      </w:r>
+    </w:p>
+    <w:p>
+      <w:pPr>
+        <w:pStyle w:val="CurrentReleaseBody"/>
+      </w:pPr>
+      <w:r>
+        <w:rPr>
+          <w:b/>
+        </w:rPr>
+        <w:t xml:space="preserve">Scope. </w:t>
+      </w:r>
+      <w:r>
+        <w:t>This revision governs the current local system. The existing requirement and screen identifiers are retained. Earlier diagrams, endpoint sketches and routing algorithms are historical or deferred wherever they conflict with this baseline.</w:t>
+      </w:r>
+    </w:p>
+    <w:p>
+      <w:pPr>
+        <w:pStyle w:val="CurrentReleaseBody"/>
+      </w:pPr>
+      <w:r>
+        <w:rPr>
+          <w:b/>
+        </w:rPr>
+        <w:t xml:space="preserve">Navigation. </w:t>
+      </w:r>
+      <w:r>
+        <w:t>External Google Maps URLs are the selected no-key approach. A user click sends only a published mosque entrance and walking or two-wheeler mode. No embedded map, Google API billing, visitor origin, private contact or route-duration response is involved. Directions work without a scheduled session. The app makes no arrival-time or reachability calculation.</w:t>
+      </w:r>
+    </w:p>
+    <w:p>
+      <w:pPr>
+        <w:pStyle w:val="CurrentReleaseBody"/>
+      </w:pPr>
+      <w:r>
+        <w:rPr>
+          <w:b/>
+        </w:rPr>
+        <w:t xml:space="preserve">Accounts and trust. </w:t>
+      </w:r>
+      <w:r>
+        <w:t>Only Admin issues focal credentials; only the responsible focal person issues representative credentials. Contact details are confirmed independently by the issuer. Temporary passwords expire after 24 hours and require a first-login change. No SMS OTP or verified-email recovery is required. Administrator MFA uses free local TOTP and single-use recovery codes. Imam phone-call evidence remains a separate timetable-verification process.</w:t>
+      </w:r>
+    </w:p>
+    <w:p>
+      <w:pPr>
+        <w:pStyle w:val="CurrentReleaseBody"/>
+      </w:pPr>
+      <w:r>
+        <w:rPr>
+          <w:b/>
+        </w:rPr>
+        <w:t xml:space="preserve">Implementation. </w:t>
+      </w:r>
+      <w:r>
+        <w:t>React/TypeScript frontend, Express API and a separate worker use persistent MongoDB. Authorization, revisions, audit and outbox writes are enforced on the server. Public responses exclude private contacts. Local ports are 5173 for the frontend and 4000 for the API; production hosting is not provisioned.</w:t>
+      </w:r>
+    </w:p>
+    <w:p>
+      <w:pPr>
+        <w:pStyle w:val="CurrentReleaseBody"/>
+      </w:pPr>
+      <w:r>
+        <w:rPr>
+          <w:b/>
+        </w:rPr>
+        <w:t xml:space="preserve">Acceptance boundaries. </w:t>
+      </w:r>
+      <w:r>
+        <w:t>The core local flows have automated and mobile-viewport browser coverage. Large-scale pagination, full Urdu copy review, combined registration resubmission, production recovery/load acceptance and physical old-Android validation remain outstanding. Google API routing and forecasts are deferred. See Documents/CURRENT_SYSTEM.md and backend/docs/IMPLEMENTATION_REPORT.md for the maintained implementation record.</w:t>
+      </w:r>
+    </w:p>
+    <w:p>
+      <w:pPr>
+        <w:pStyle w:val="Title"/>
+        <w:pageBreakBefore/>
       </w:pPr>
       <w:r>
         <w:rPr>
@@ -2797,12 +2889,16 @@
       <w:bookmarkEnd w:id="104"/>
     </w:p>
     <w:p>
+      <w:commentRangeStart w:id="0"/>
+      <w:r>
+        <w:t>Current scope is a local application with a connected persistent MongoDB replica set. External Google Maps URLs are selected; no billed Maps/Routes API is enabled. Launch city, real mosque/staff onboarding and production operations remain owner responsibilities. Whole City uses administrative city membership; Nearby uses confirmed coordinates and a radius.</w:t>
+      </w:r>
+      <w:commentRangeEnd w:id="0"/>
       <w:r>
         <w:rPr>
-          <w:rFonts w:ascii="Calibri" w:hAnsi="Calibri"/>
-          <w:color w:val="000000"/>
+          <w:rStyle w:val="CommentReference"/>
         </w:rPr>
-        <w:t>The launch city, staffing, budget, dates and routing provider are unassigned. An Imam contact can be reached with permission, and each area has an accountable reviewer. These assumptions must be checked. Administrative city membership defines Whole City results; a nearby radius may cross area boundaries.</w:t>
+        <w:commentReference w:id="0"/>
       </w:r>
     </w:p>
     <w:p>
@@ -8161,12 +8257,16 @@
       </w:r>
     </w:p>
     <w:p>
+      <w:commentRangeStart w:id="1"/>
+      <w:r>
+        <w:t>Current acceptance: changing Walking/Motorcycle changes the external Maps URL to walking/two-wheeler. The app never relabels a car or bicycle route as motorcycle. No travel duration or arrive-before-Jama’at ranking is calculated locally; timetable browsing remains available.</w:t>
+      </w:r>
+      <w:commentRangeEnd w:id="1"/>
       <w:r>
         <w:rPr>
-          <w:rFonts w:ascii="Calibri" w:hAnsi="Calibri"/>
-          <w:color w:val="000000"/>
+          <w:rStyle w:val="CommentReference"/>
         </w:rPr>
-        <w:t>Acceptance: Changing mode recalculates; motorcycle is not relabeled car routing; provider failure shows unavailable and leaves timings usable.</w:t>
+        <w:commentReference w:id="1"/>
       </w:r>
     </w:p>
     <w:p>
@@ -10464,21 +10564,29 @@
       </w:r>
     </w:p>
     <w:p>
+      <w:commentRangeStart w:id="2"/>
+      <w:r>
+        <w:t>FR-01  Admin alone issues focal-person credentials. The responsible focal person alone issues representative credentials within assigned areas. Validate role, current scope and independently confirmed contact details on every command. Public applications do not grant management privileges.</w:t>
+      </w:r>
+      <w:commentRangeEnd w:id="2"/>
       <w:r>
         <w:rPr>
-          <w:rFonts w:ascii="Calibri" w:hAnsi="Calibri"/>
-          <w:color w:val="000000"/>
+          <w:rStyle w:val="CommentReference"/>
         </w:rPr>
-        <w:t>FR-01  Create scoped management accounts; validate parent role and area on every request; public account creation shall not grant management privileges.</w:t>
-      </w:r>
-    </w:p>
-    <w:p>
+        <w:commentReference w:id="2"/>
+      </w:r>
+    </w:p>
+    <w:p>
+      <w:commentRangeStart w:id="3"/>
+      <w:r>
+        <w:t>FR-02  Authenticate with contact number and password; require temporary-password change, issuer-controlled recovery, logout, session revocation and inactive-account denial. Administrator MFA uses local TOTP or a single-use recovery code. No verified email or SMS OTP is required.</w:t>
+      </w:r>
+      <w:commentRangeEnd w:id="3"/>
       <w:r>
         <w:rPr>
-          <w:rFonts w:ascii="Calibri" w:hAnsi="Calibri"/>
-          <w:color w:val="000000"/>
+          <w:rStyle w:val="CommentReference"/>
         </w:rPr>
-        <w:t>FR-02  Authenticate management users, require initial password change, provide verified recovery, logout and session revocation, and deny inactive accounts.</w:t>
+        <w:commentReference w:id="3"/>
       </w:r>
     </w:p>
     <w:p>
@@ -10536,12 +10644,16 @@
       </w:r>
     </w:p>
     <w:p>
+      <w:commentRangeStart w:id="4"/>
+      <w:r>
+        <w:t>FR-09  Support permission-based device coordinates and manual location fields. Keep precise origin in memory; allow timetable browsing without it. External navigation receives only the mosque entrance, with starting point chosen in Google Maps.</w:t>
+      </w:r>
+      <w:commentRangeEnd w:id="4"/>
       <w:r>
         <w:rPr>
-          <w:rFonts w:ascii="Calibri" w:hAnsi="Calibri"/>
-          <w:color w:val="000000"/>
+          <w:rStyle w:val="CommentReference"/>
         </w:rPr>
-        <w:t>FR-09  Support permission-based location and manual area/pin selection; allow timetable browsing without an origin and require a confirmed origin for personal travel estimates.</w:t>
+        <w:commentReference w:id="4"/>
       </w:r>
     </w:p>
     <w:p>
@@ -10563,12 +10675,16 @@
       </w:r>
     </w:p>
     <w:p>
+      <w:commentRangeStart w:id="5"/>
+      <w:r>
+        <w:t>FR-12  Current release opens Google Maps URLs with validated published entrance coordinates and walking/two-wheeler mode. No key, billing account or embedded map/routing SDK is required. Provider-derived route duration and distance are deferred.</w:t>
+      </w:r>
+      <w:commentRangeEnd w:id="5"/>
       <w:r>
         <w:rPr>
-          <w:rFonts w:ascii="Calibri" w:hAnsi="Calibri"/>
-          <w:color w:val="000000"/>
+          <w:rStyle w:val="CommentReference"/>
         </w:rPr>
-        <w:t>FR-12  Obtain mode-appropriate route duration and distance through a provider adapter or validated local model; label source and freshness and fail honestly when unsupported.</w:t>
+        <w:commentReference w:id="5"/>
       </w:r>
     </w:p>
     <w:p>
@@ -10624,21 +10740,29 @@
       </w:r>
     </w:p>
     <w:p>
+      <w:commentRangeStart w:id="6"/>
+      <w:r>
+        <w:t>FR-13  Current release does not calculate arrival margins, confident reachability or route-duration rankings. Display timetable status and explain that Google Maps handles directions separately. The earlier arrival algorithm is retained only as deferred design pending a validated routing provider.</w:t>
+      </w:r>
+      <w:commentRangeEnd w:id="6"/>
       <w:r>
         <w:rPr>
-          <w:rFonts w:ascii="Calibri" w:hAnsi="Calibri"/>
-          <w:color w:val="000000"/>
+          <w:rStyle w:val="CommentReference"/>
         </w:rPr>
-        <w:t>FR-13  Calculate arrival margin using departure, route duration, preparation and uncertainty; assign defined statuses and rank eligible sessions deterministically.</w:t>
-      </w:r>
-    </w:p>
-    <w:p>
+        <w:commentReference w:id="6"/>
+      </w:r>
+    </w:p>
+    <w:p>
+      <w:commentRangeStart w:id="7"/>
+      <w:r>
+        <w:t>FR-14  Display public mosque identity, timings, confidence and facilities. Provide external Google Maps directions even if no session exists for the selected date. Do not expose private Imam contacts or visitor origin in the URL.</w:t>
+      </w:r>
+      <w:commentRangeEnd w:id="7"/>
       <w:r>
         <w:rPr>
-          <w:rFonts w:ascii="Calibri" w:hAnsi="Calibri"/>
-          <w:color w:val="000000"/>
+          <w:rStyle w:val="CommentReference"/>
         </w:rPr>
-        <w:t>FR-14  Display public identity, timings, confirmation indicators and known facilities; hand off entrance coordinates and travel mode where supported without exposing private contacts.</w:t>
+        <w:commentReference w:id="7"/>
       </w:r>
     </w:p>
     <w:p>
@@ -10651,12 +10775,16 @@
       </w:r>
     </w:p>
     <w:p>
+      <w:commentRangeStart w:id="8"/>
+      <w:r>
+        <w:t>FR-16  Future-departure forecasts remain excluded from the current local release. Do not present external navigation as an in-app forecast or promise of reaching Jama’at.</w:t>
+      </w:r>
+      <w:commentRangeEnd w:id="8"/>
       <w:r>
         <w:rPr>
-          <w:rFonts w:ascii="Calibri" w:hAnsi="Calibri"/>
-          <w:color w:val="000000"/>
+          <w:rStyle w:val="CommentReference"/>
         </w:rPr>
-        <w:t>FR-16  Allow future departure selection for dated sessions, label estimates as forecasts and refresh on departure; reject invalid past planning inputs.</w:t>
+        <w:commentReference w:id="8"/>
       </w:r>
     </w:p>
     <w:p>
@@ -25703,6 +25831,155 @@
     </w:sectPr>
   </w:body>
 </w:document>
+</file>
+
+<file path=word/comments.xml><?xml version="1.0" encoding="utf-8"?>
+<w:comments xmlns:a="http://schemas.openxmlformats.org/drawingml/2006/main" xmlns:pic="http://schemas.openxmlformats.org/drawingml/2006/picture" xmlns:r="http://schemas.openxmlformats.org/officeDocument/2006/relationships" xmlns:w="http://schemas.openxmlformats.org/wordprocessingml/2006/main" xmlns:wp="http://schemas.openxmlformats.org/drawingml/2006/wordprocessingDrawing" xmlns:mc="http://schemas.openxmlformats.org/markup-compatibility/2006" xmlns:a14="http://schemas.microsoft.com/office/drawing/2010/main" xmlns:w14="http://schemas.microsoft.com/office/word/2010/wordml" xmlns:wpc="http://schemas.microsoft.com/office/word/2010/wordprocessingCanvas">
+  <w:comment w:id="0" w:author="DiscoverSalah" w:initials="DS" w:date="2026-10-22T09:21:53Z">
+    <w:p>
+      <w:pPr>
+        <w:pStyle w:val="CommentText"/>
+      </w:pPr>
+      <w:r>
+        <w:rPr>
+          <w:rStyle w:val="CommentReference"/>
+        </w:rPr>
+        <w:annotationRef/>
+      </w:r>
+      <w:r>
+        <w:t>22 October 2026 implementation revision. This replaces the earlier planned behavior with the current local release. The original document is preserved in .project-reference/original-documents-2026-10-22.</w:t>
+      </w:r>
+    </w:p>
+  </w:comment>
+  <w:comment w:id="1" w:author="DiscoverSalah" w:initials="DS" w:date="2026-10-22T09:21:53Z">
+    <w:p>
+      <w:pPr>
+        <w:pStyle w:val="CommentText"/>
+      </w:pPr>
+      <w:r>
+        <w:rPr>
+          <w:rStyle w:val="CommentReference"/>
+        </w:rPr>
+        <w:annotationRef/>
+      </w:r>
+      <w:r>
+        <w:t>22 October 2026 implementation revision. This replaces the earlier planned behavior with the current local release. The original document is preserved in .project-reference/original-documents-2026-10-22.</w:t>
+      </w:r>
+    </w:p>
+  </w:comment>
+  <w:comment w:id="2" w:author="DiscoverSalah" w:initials="DS" w:date="2026-10-22T09:21:53Z">
+    <w:p>
+      <w:pPr>
+        <w:pStyle w:val="CommentText"/>
+      </w:pPr>
+      <w:r>
+        <w:rPr>
+          <w:rStyle w:val="CommentReference"/>
+        </w:rPr>
+        <w:annotationRef/>
+      </w:r>
+      <w:r>
+        <w:t>22 October 2026 implementation revision. This replaces the earlier planned behavior with the current local release. The original document is preserved in .project-reference/original-documents-2026-10-22.</w:t>
+      </w:r>
+    </w:p>
+  </w:comment>
+  <w:comment w:id="3" w:author="DiscoverSalah" w:initials="DS" w:date="2026-10-22T09:21:53Z">
+    <w:p>
+      <w:pPr>
+        <w:pStyle w:val="CommentText"/>
+      </w:pPr>
+      <w:r>
+        <w:rPr>
+          <w:rStyle w:val="CommentReference"/>
+        </w:rPr>
+        <w:annotationRef/>
+      </w:r>
+      <w:r>
+        <w:t>22 October 2026 implementation revision. This replaces the earlier planned behavior with the current local release. The original document is preserved in .project-reference/original-documents-2026-10-22.</w:t>
+      </w:r>
+    </w:p>
+  </w:comment>
+  <w:comment w:id="4" w:author="DiscoverSalah" w:initials="DS" w:date="2026-10-22T09:21:53Z">
+    <w:p>
+      <w:pPr>
+        <w:pStyle w:val="CommentText"/>
+      </w:pPr>
+      <w:r>
+        <w:rPr>
+          <w:rStyle w:val="CommentReference"/>
+        </w:rPr>
+        <w:annotationRef/>
+      </w:r>
+      <w:r>
+        <w:t>22 October 2026 implementation revision. This replaces the earlier planned behavior with the current local release. The original document is preserved in .project-reference/original-documents-2026-10-22.</w:t>
+      </w:r>
+    </w:p>
+  </w:comment>
+  <w:comment w:id="5" w:author="DiscoverSalah" w:initials="DS" w:date="2026-10-22T09:21:53Z">
+    <w:p>
+      <w:pPr>
+        <w:pStyle w:val="CommentText"/>
+      </w:pPr>
+      <w:r>
+        <w:rPr>
+          <w:rStyle w:val="CommentReference"/>
+        </w:rPr>
+        <w:annotationRef/>
+      </w:r>
+      <w:r>
+        <w:t>22 October 2026 implementation revision. This replaces the earlier planned behavior with the current local release. The original document is preserved in .project-reference/original-documents-2026-10-22.</w:t>
+      </w:r>
+    </w:p>
+  </w:comment>
+  <w:comment w:id="6" w:author="DiscoverSalah" w:initials="DS" w:date="2026-10-22T09:21:53Z">
+    <w:p>
+      <w:pPr>
+        <w:pStyle w:val="CommentText"/>
+      </w:pPr>
+      <w:r>
+        <w:rPr>
+          <w:rStyle w:val="CommentReference"/>
+        </w:rPr>
+        <w:annotationRef/>
+      </w:r>
+      <w:r>
+        <w:t>22 October 2026 implementation revision. This replaces the earlier planned behavior with the current local release. The original document is preserved in .project-reference/original-documents-2026-10-22.</w:t>
+      </w:r>
+    </w:p>
+  </w:comment>
+  <w:comment w:id="7" w:author="DiscoverSalah" w:initials="DS" w:date="2026-10-22T09:21:53Z">
+    <w:p>
+      <w:pPr>
+        <w:pStyle w:val="CommentText"/>
+      </w:pPr>
+      <w:r>
+        <w:rPr>
+          <w:rStyle w:val="CommentReference"/>
+        </w:rPr>
+        <w:annotationRef/>
+      </w:r>
+      <w:r>
+        <w:t>22 October 2026 implementation revision. This replaces the earlier planned behavior with the current local release. The original document is preserved in .project-reference/original-documents-2026-10-22.</w:t>
+      </w:r>
+    </w:p>
+  </w:comment>
+  <w:comment w:id="8" w:author="DiscoverSalah" w:initials="DS" w:date="2026-10-22T09:21:53Z">
+    <w:p>
+      <w:pPr>
+        <w:pStyle w:val="CommentText"/>
+      </w:pPr>
+      <w:r>
+        <w:rPr>
+          <w:rStyle w:val="CommentReference"/>
+        </w:rPr>
+        <w:annotationRef/>
+      </w:r>
+      <w:r>
+        <w:t>22 October 2026 implementation revision. This replaces the earlier planned behavior with the current local release. The original document is preserved in .project-reference/original-documents-2026-10-22.</w:t>
+      </w:r>
+    </w:p>
+  </w:comment>
+</w:comments>
 </file>
 
 <file path=word/footer1.xml><?xml version="1.0" encoding="utf-8"?>
@@ -37799,6 +38076,17 @@
       </w:tcPr>
     </w:tblStylePr>
   </w:style>
+  <w:style w:type="paragraph" w:customStyle="1" w:styleId="CurrentReleaseBody">
+    <w:name w:val="Current Release Body"/>
+    <w:pPr>
+      <w:spacing w:after="160" w:line="259" w:lineRule="auto"/>
+    </w:pPr>
+    <w:rPr>
+      <w:rFonts w:ascii="Calibri" w:hAnsi="Calibri"/>
+      <w:color w:val="000000"/>
+      <w:sz w:val="22"/>
+    </w:rPr>
+  </w:style>
 </w:styles>
 </file>
 
